--- a/0-all/1-2025-2026/2-second-semester/4-G-4/0-semestar-plan/G4 - 2ST SEMESTER PLAN.docx
+++ b/0-all/1-2025-2026/2-second-semester/4-G-4/0-semestar-plan/G4 - 2ST SEMESTER PLAN.docx
@@ -166,6 +166,7 @@
                               </w:rPr>
                               <w:t>(</w:t>
                             </w:r>
+                            <w:proofErr w:type="gramStart"/>
                             <w:r>
                               <w:rPr>
                                 <w:rFonts w:ascii="29LT Bukra Bold Italic" w:hAnsi="29LT Bukra Bold Italic" w:cs="29LT Bukra Bold Italic"/>
@@ -193,7 +194,17 @@
                                 <w:szCs w:val="24"/>
                                 <w:lang w:val="en"/>
                               </w:rPr>
-                              <w:t xml:space="preserve">     </w:t>
+                              <w:t xml:space="preserve">   </w:t>
+                            </w:r>
+                            <w:proofErr w:type="gramEnd"/>
+                            <w:r>
+                              <w:rPr>
+                                <w:rFonts w:ascii="29LT Bukra Bold Italic" w:hAnsi="29LT Bukra Bold Italic" w:cs="29LT Bukra Bold Italic"/>
+                                <w:sz w:val="24"/>
+                                <w:szCs w:val="24"/>
+                                <w:lang w:val="en"/>
+                              </w:rPr>
+                              <w:t xml:space="preserve">  </w:t>
                             </w:r>
                             <w:r>
                               <w:rPr>
@@ -260,7 +271,17 @@
                                 <w:szCs w:val="24"/>
                                 <w:lang w:val="en"/>
                               </w:rPr>
-                              <w:t xml:space="preserve">    </w:t>
+                              <w:t xml:space="preserve"> </w:t>
+                            </w:r>
+                            <w:proofErr w:type="gramStart"/>
+                            <w:r>
+                              <w:rPr>
+                                <w:rFonts w:ascii="29LT Bukra Bold Italic" w:hAnsi="29LT Bukra Bold Italic" w:cs="29LT Bukra Bold Italic"/>
+                                <w:sz w:val="24"/>
+                                <w:szCs w:val="24"/>
+                                <w:lang w:val="en"/>
+                              </w:rPr>
+                              <w:t xml:space="preserve">   </w:t>
                             </w:r>
                             <w:r>
                               <w:rPr>
@@ -271,6 +292,7 @@
                               </w:rPr>
                               <w:t>(</w:t>
                             </w:r>
+                            <w:proofErr w:type="gramEnd"/>
                             <w:r>
                               <w:rPr>
                                 <w:rFonts w:ascii="29LT Bukra Bold Italic" w:hAnsi="29LT Bukra Bold Italic" w:cs="29LT Bukra Bold Italic"/>
@@ -454,6 +476,7 @@
                         </w:rPr>
                         <w:t>(</w:t>
                       </w:r>
+                      <w:proofErr w:type="gramStart"/>
                       <w:r>
                         <w:rPr>
                           <w:rFonts w:ascii="29LT Bukra Bold Italic" w:hAnsi="29LT Bukra Bold Italic" w:cs="29LT Bukra Bold Italic"/>
@@ -481,7 +504,17 @@
                           <w:szCs w:val="24"/>
                           <w:lang w:val="en"/>
                         </w:rPr>
-                        <w:t xml:space="preserve">     </w:t>
+                        <w:t xml:space="preserve">   </w:t>
+                      </w:r>
+                      <w:proofErr w:type="gramEnd"/>
+                      <w:r>
+                        <w:rPr>
+                          <w:rFonts w:ascii="29LT Bukra Bold Italic" w:hAnsi="29LT Bukra Bold Italic" w:cs="29LT Bukra Bold Italic"/>
+                          <w:sz w:val="24"/>
+                          <w:szCs w:val="24"/>
+                          <w:lang w:val="en"/>
+                        </w:rPr>
+                        <w:t xml:space="preserve">  </w:t>
                       </w:r>
                       <w:r>
                         <w:rPr>
@@ -548,7 +581,17 @@
                           <w:szCs w:val="24"/>
                           <w:lang w:val="en"/>
                         </w:rPr>
-                        <w:t xml:space="preserve">    </w:t>
+                        <w:t xml:space="preserve"> </w:t>
+                      </w:r>
+                      <w:proofErr w:type="gramStart"/>
+                      <w:r>
+                        <w:rPr>
+                          <w:rFonts w:ascii="29LT Bukra Bold Italic" w:hAnsi="29LT Bukra Bold Italic" w:cs="29LT Bukra Bold Italic"/>
+                          <w:sz w:val="24"/>
+                          <w:szCs w:val="24"/>
+                          <w:lang w:val="en"/>
+                        </w:rPr>
+                        <w:t xml:space="preserve">   </w:t>
                       </w:r>
                       <w:r>
                         <w:rPr>
@@ -559,6 +602,7 @@
                         </w:rPr>
                         <w:t>(</w:t>
                       </w:r>
+                      <w:proofErr w:type="gramEnd"/>
                       <w:r>
                         <w:rPr>
                           <w:rFonts w:ascii="29LT Bukra Bold Italic" w:hAnsi="29LT Bukra Bold Italic" w:cs="29LT Bukra Bold Italic"/>
@@ -653,7 +697,6 @@
       <w:pPr>
         <w:bidi/>
         <w:rPr>
-          <w:rFonts w:hint="cs"/>
           <w:sz w:val="6"/>
           <w:szCs w:val="6"/>
           <w:rtl/>
@@ -744,6 +787,7 @@
               </w:rPr>
               <w:t>1</w:t>
             </w:r>
+            <w:proofErr w:type="gramStart"/>
             <w:r>
               <w:rPr>
                 <w:rFonts w:ascii="29LT Bukra Bold Italic" w:hAnsi="29LT Bukra Bold Italic" w:cs="29LT Bukra Bold Italic"/>
@@ -765,6 +809,7 @@
               </w:rPr>
               <w:t xml:space="preserve">  Week</w:t>
             </w:r>
+            <w:proofErr w:type="gramEnd"/>
           </w:p>
           <w:p>
             <w:pPr>
@@ -788,7 +833,31 @@
                 <w:szCs w:val="20"/>
                 <w:rtl/>
               </w:rPr>
-              <w:t>29/7 : 3/8</w:t>
+              <w:t>29/</w:t>
+            </w:r>
+            <w:proofErr w:type="gramStart"/>
+            <w:r>
+              <w:rPr>
+                <w:rFonts w:ascii="29LT Bukra Bold Italic" w:hAnsi="29LT Bukra Bold Italic" w:cs="29LT Bukra Bold Italic" w:hint="cs"/>
+                <w:b/>
+                <w:bCs/>
+                <w:sz w:val="20"/>
+                <w:szCs w:val="20"/>
+                <w:rtl/>
+              </w:rPr>
+              <w:t>7 :</w:t>
+            </w:r>
+            <w:proofErr w:type="gramEnd"/>
+            <w:r>
+              <w:rPr>
+                <w:rFonts w:ascii="29LT Bukra Bold Italic" w:hAnsi="29LT Bukra Bold Italic" w:cs="29LT Bukra Bold Italic" w:hint="cs"/>
+                <w:b/>
+                <w:bCs/>
+                <w:sz w:val="20"/>
+                <w:szCs w:val="20"/>
+                <w:rtl/>
+              </w:rPr>
+              <w:t xml:space="preserve"> 3/8</w:t>
             </w:r>
           </w:p>
         </w:tc>
@@ -852,6 +921,7 @@
               </w:rPr>
               <w:t>2</w:t>
             </w:r>
+            <w:proofErr w:type="gramStart"/>
             <w:r>
               <w:rPr>
                 <w:rFonts w:ascii="29LT Bukra Bold Italic" w:hAnsi="29LT Bukra Bold Italic" w:cs="29LT Bukra Bold Italic"/>
@@ -873,6 +943,7 @@
               </w:rPr>
               <w:t xml:space="preserve">  Week</w:t>
             </w:r>
+            <w:proofErr w:type="gramEnd"/>
           </w:p>
           <w:p>
             <w:pPr>
@@ -896,7 +967,31 @@
                 <w:szCs w:val="20"/>
                 <w:rtl/>
               </w:rPr>
-              <w:t>6/8 : 10/8</w:t>
+              <w:t>6/</w:t>
+            </w:r>
+            <w:proofErr w:type="gramStart"/>
+            <w:r>
+              <w:rPr>
+                <w:rFonts w:ascii="29LT Bukra Bold Italic" w:hAnsi="29LT Bukra Bold Italic" w:cs="29LT Bukra Bold Italic" w:hint="cs"/>
+                <w:b/>
+                <w:bCs/>
+                <w:sz w:val="20"/>
+                <w:szCs w:val="20"/>
+                <w:rtl/>
+              </w:rPr>
+              <w:t>8 :</w:t>
+            </w:r>
+            <w:proofErr w:type="gramEnd"/>
+            <w:r>
+              <w:rPr>
+                <w:rFonts w:ascii="29LT Bukra Bold Italic" w:hAnsi="29LT Bukra Bold Italic" w:cs="29LT Bukra Bold Italic" w:hint="cs"/>
+                <w:b/>
+                <w:bCs/>
+                <w:sz w:val="20"/>
+                <w:szCs w:val="20"/>
+                <w:rtl/>
+              </w:rPr>
+              <w:t xml:space="preserve"> 10/8</w:t>
             </w:r>
           </w:p>
         </w:tc>
@@ -1004,7 +1099,31 @@
                 <w:szCs w:val="20"/>
                 <w:rtl/>
               </w:rPr>
-              <w:t>13/8 : 17/8</w:t>
+              <w:t>13/</w:t>
+            </w:r>
+            <w:proofErr w:type="gramStart"/>
+            <w:r>
+              <w:rPr>
+                <w:rFonts w:ascii="29LT Bukra Bold Italic" w:hAnsi="29LT Bukra Bold Italic" w:cs="29LT Bukra Bold Italic" w:hint="cs"/>
+                <w:b/>
+                <w:bCs/>
+                <w:sz w:val="20"/>
+                <w:szCs w:val="20"/>
+                <w:rtl/>
+              </w:rPr>
+              <w:t>8 :</w:t>
+            </w:r>
+            <w:proofErr w:type="gramEnd"/>
+            <w:r>
+              <w:rPr>
+                <w:rFonts w:ascii="29LT Bukra Bold Italic" w:hAnsi="29LT Bukra Bold Italic" w:cs="29LT Bukra Bold Italic" w:hint="cs"/>
+                <w:b/>
+                <w:bCs/>
+                <w:sz w:val="20"/>
+                <w:szCs w:val="20"/>
+                <w:rtl/>
+              </w:rPr>
+              <w:t xml:space="preserve"> 17/8</w:t>
             </w:r>
           </w:p>
         </w:tc>
@@ -2260,7 +2379,31 @@
                 <w:szCs w:val="20"/>
                 <w:rtl/>
               </w:rPr>
-              <w:t>27/8 : 2/9</w:t>
+              <w:t>27/</w:t>
+            </w:r>
+            <w:proofErr w:type="gramStart"/>
+            <w:r>
+              <w:rPr>
+                <w:rFonts w:ascii="29LT Bukra Bold Italic" w:hAnsi="29LT Bukra Bold Italic" w:cs="29LT Bukra Bold Italic" w:hint="cs"/>
+                <w:b/>
+                <w:bCs/>
+                <w:sz w:val="20"/>
+                <w:szCs w:val="20"/>
+                <w:rtl/>
+              </w:rPr>
+              <w:t>8 :</w:t>
+            </w:r>
+            <w:proofErr w:type="gramEnd"/>
+            <w:r>
+              <w:rPr>
+                <w:rFonts w:ascii="29LT Bukra Bold Italic" w:hAnsi="29LT Bukra Bold Italic" w:cs="29LT Bukra Bold Italic" w:hint="cs"/>
+                <w:b/>
+                <w:bCs/>
+                <w:sz w:val="20"/>
+                <w:szCs w:val="20"/>
+                <w:rtl/>
+              </w:rPr>
+              <w:t xml:space="preserve"> 2/9</w:t>
             </w:r>
           </w:p>
         </w:tc>
@@ -2633,37 +2776,18 @@
               <w:jc w:val="center"/>
               <w:rPr>
                 <w:rFonts w:ascii="29LT Bukra Bold Italic" w:hAnsi="29LT Bukra Bold Italic" w:cs="Cocon® Next Arabic"/>
-                <w:sz w:val="20"/>
-                <w:szCs w:val="20"/>
-              </w:rPr>
-            </w:pPr>
-            <w:r>
-              <w:rPr>
-                <w:rFonts w:ascii="29LT Bukra Bold Italic" w:hAnsi="29LT Bukra Bold Italic" w:cs="Cocon® Next Arabic"/>
-                <w:sz w:val="20"/>
-                <w:szCs w:val="20"/>
-              </w:rPr>
-              <w:t xml:space="preserve">Retouch </w:t>
-            </w:r>
-          </w:p>
-          <w:p>
-            <w:pPr>
-              <w:bidi/>
-              <w:jc w:val="center"/>
-              <w:rPr>
-                <w:rFonts w:ascii="29LT Bukra Bold Italic" w:hAnsi="29LT Bukra Bold Italic" w:cs="Cocon® Next Arabic"/>
-                <w:sz w:val="20"/>
-                <w:szCs w:val="20"/>
-                <w:rtl/>
-              </w:rPr>
-            </w:pPr>
-            <w:r>
-              <w:rPr>
-                <w:rFonts w:ascii="29LT Bukra Bold Italic" w:hAnsi="29LT Bukra Bold Italic" w:cs="Cocon® Next Arabic"/>
-                <w:sz w:val="20"/>
-                <w:szCs w:val="20"/>
-              </w:rPr>
-              <w:t>Images</w:t>
+                <w:sz w:val="24"/>
+                <w:szCs w:val="24"/>
+                <w:rtl/>
+              </w:rPr>
+            </w:pPr>
+            <w:r>
+              <w:rPr>
+                <w:rFonts w:ascii="29LT Bukra Bold Italic" w:hAnsi="29LT Bukra Bold Italic" w:cs="Cocon® Next Arabic"/>
+                <w:sz w:val="24"/>
+                <w:szCs w:val="24"/>
+              </w:rPr>
+              <w:t>Layers</w:t>
             </w:r>
           </w:p>
         </w:tc>
@@ -6795,7 +6919,31 @@
                 <w:szCs w:val="20"/>
                 <w:rtl/>
               </w:rPr>
-              <w:t>6/1:  10/1</w:t>
+              <w:t>6/</w:t>
+            </w:r>
+            <w:proofErr w:type="gramStart"/>
+            <w:r>
+              <w:rPr>
+                <w:rFonts w:ascii="29LT Bukra Bold Italic" w:hAnsi="29LT Bukra Bold Italic" w:cs="29LT Bukra Bold Italic" w:hint="cs"/>
+                <w:b/>
+                <w:bCs/>
+                <w:sz w:val="20"/>
+                <w:szCs w:val="20"/>
+                <w:rtl/>
+              </w:rPr>
+              <w:t>1:  10</w:t>
+            </w:r>
+            <w:proofErr w:type="gramEnd"/>
+            <w:r>
+              <w:rPr>
+                <w:rFonts w:ascii="29LT Bukra Bold Italic" w:hAnsi="29LT Bukra Bold Italic" w:cs="29LT Bukra Bold Italic" w:hint="cs"/>
+                <w:b/>
+                <w:bCs/>
+                <w:sz w:val="20"/>
+                <w:szCs w:val="20"/>
+                <w:rtl/>
+              </w:rPr>
+              <w:t>/1</w:t>
             </w:r>
           </w:p>
         </w:tc>

--- a/0-all/1-2025-2026/2-second-semester/4-G-4/0-semestar-plan/G4 - 2ST SEMESTER PLAN.docx
+++ b/0-all/1-2025-2026/2-second-semester/4-G-4/0-semestar-plan/G4 - 2ST SEMESTER PLAN.docx
@@ -166,7 +166,6 @@
                               </w:rPr>
                               <w:t>(</w:t>
                             </w:r>
-                            <w:proofErr w:type="gramStart"/>
                             <w:r>
                               <w:rPr>
                                 <w:rFonts w:ascii="29LT Bukra Bold Italic" w:hAnsi="29LT Bukra Bold Italic" w:cs="29LT Bukra Bold Italic"/>
@@ -194,17 +193,7 @@
                                 <w:szCs w:val="24"/>
                                 <w:lang w:val="en"/>
                               </w:rPr>
-                              <w:t xml:space="preserve">   </w:t>
-                            </w:r>
-                            <w:proofErr w:type="gramEnd"/>
-                            <w:r>
-                              <w:rPr>
-                                <w:rFonts w:ascii="29LT Bukra Bold Italic" w:hAnsi="29LT Bukra Bold Italic" w:cs="29LT Bukra Bold Italic"/>
-                                <w:sz w:val="24"/>
-                                <w:szCs w:val="24"/>
-                                <w:lang w:val="en"/>
-                              </w:rPr>
-                              <w:t xml:space="preserve">  </w:t>
+                              <w:t xml:space="preserve">     </w:t>
                             </w:r>
                             <w:r>
                               <w:rPr>
@@ -271,17 +260,7 @@
                                 <w:szCs w:val="24"/>
                                 <w:lang w:val="en"/>
                               </w:rPr>
-                              <w:t xml:space="preserve"> </w:t>
-                            </w:r>
-                            <w:proofErr w:type="gramStart"/>
-                            <w:r>
-                              <w:rPr>
-                                <w:rFonts w:ascii="29LT Bukra Bold Italic" w:hAnsi="29LT Bukra Bold Italic" w:cs="29LT Bukra Bold Italic"/>
-                                <w:sz w:val="24"/>
-                                <w:szCs w:val="24"/>
-                                <w:lang w:val="en"/>
-                              </w:rPr>
-                              <w:t xml:space="preserve">   </w:t>
+                              <w:t xml:space="preserve">    </w:t>
                             </w:r>
                             <w:r>
                               <w:rPr>
@@ -292,7 +271,6 @@
                               </w:rPr>
                               <w:t>(</w:t>
                             </w:r>
-                            <w:proofErr w:type="gramEnd"/>
                             <w:r>
                               <w:rPr>
                                 <w:rFonts w:ascii="29LT Bukra Bold Italic" w:hAnsi="29LT Bukra Bold Italic" w:cs="29LT Bukra Bold Italic"/>
@@ -787,7 +765,6 @@
               </w:rPr>
               <w:t>1</w:t>
             </w:r>
-            <w:proofErr w:type="gramStart"/>
             <w:r>
               <w:rPr>
                 <w:rFonts w:ascii="29LT Bukra Bold Italic" w:hAnsi="29LT Bukra Bold Italic" w:cs="29LT Bukra Bold Italic"/>
@@ -809,55 +786,29 @@
               </w:rPr>
               <w:t xml:space="preserve">  Week</w:t>
             </w:r>
-            <w:proofErr w:type="gramEnd"/>
-          </w:p>
-          <w:p>
-            <w:pPr>
-              <w:bidi/>
-              <w:jc w:val="center"/>
-              <w:rPr>
-                <w:rFonts w:ascii="29LT Bukra Bold Italic" w:hAnsi="29LT Bukra Bold Italic" w:cs="29LT Bukra Bold Italic"/>
-                <w:b/>
-                <w:bCs/>
-                <w:sz w:val="20"/>
-                <w:szCs w:val="20"/>
-                <w:rtl/>
-              </w:rPr>
-            </w:pPr>
-            <w:r>
-              <w:rPr>
-                <w:rFonts w:ascii="29LT Bukra Bold Italic" w:hAnsi="29LT Bukra Bold Italic" w:cs="29LT Bukra Bold Italic" w:hint="cs"/>
-                <w:b/>
-                <w:bCs/>
-                <w:sz w:val="20"/>
-                <w:szCs w:val="20"/>
-                <w:rtl/>
-              </w:rPr>
-              <w:t>29/</w:t>
-            </w:r>
-            <w:proofErr w:type="gramStart"/>
-            <w:r>
-              <w:rPr>
-                <w:rFonts w:ascii="29LT Bukra Bold Italic" w:hAnsi="29LT Bukra Bold Italic" w:cs="29LT Bukra Bold Italic" w:hint="cs"/>
-                <w:b/>
-                <w:bCs/>
-                <w:sz w:val="20"/>
-                <w:szCs w:val="20"/>
-                <w:rtl/>
-              </w:rPr>
-              <w:t>7 :</w:t>
-            </w:r>
-            <w:proofErr w:type="gramEnd"/>
-            <w:r>
-              <w:rPr>
-                <w:rFonts w:ascii="29LT Bukra Bold Italic" w:hAnsi="29LT Bukra Bold Italic" w:cs="29LT Bukra Bold Italic" w:hint="cs"/>
-                <w:b/>
-                <w:bCs/>
-                <w:sz w:val="20"/>
-                <w:szCs w:val="20"/>
-                <w:rtl/>
-              </w:rPr>
-              <w:t xml:space="preserve"> 3/8</w:t>
+          </w:p>
+          <w:p>
+            <w:pPr>
+              <w:bidi/>
+              <w:jc w:val="center"/>
+              <w:rPr>
+                <w:rFonts w:ascii="29LT Bukra Bold Italic" w:hAnsi="29LT Bukra Bold Italic" w:cs="29LT Bukra Bold Italic"/>
+                <w:b/>
+                <w:bCs/>
+                <w:sz w:val="20"/>
+                <w:szCs w:val="20"/>
+                <w:rtl/>
+              </w:rPr>
+            </w:pPr>
+            <w:r>
+              <w:rPr>
+                <w:rFonts w:ascii="29LT Bukra Bold Italic" w:hAnsi="29LT Bukra Bold Italic" w:cs="29LT Bukra Bold Italic"/>
+                <w:b/>
+                <w:bCs/>
+                <w:sz w:val="20"/>
+                <w:szCs w:val="20"/>
+              </w:rPr>
+              <w:t xml:space="preserve">18/1 : 22/1  </w:t>
             </w:r>
           </w:p>
         </w:tc>
@@ -921,7 +872,6 @@
               </w:rPr>
               <w:t>2</w:t>
             </w:r>
-            <w:proofErr w:type="gramStart"/>
             <w:r>
               <w:rPr>
                 <w:rFonts w:ascii="29LT Bukra Bold Italic" w:hAnsi="29LT Bukra Bold Italic" w:cs="29LT Bukra Bold Italic"/>
@@ -943,55 +893,29 @@
               </w:rPr>
               <w:t xml:space="preserve">  Week</w:t>
             </w:r>
-            <w:proofErr w:type="gramEnd"/>
-          </w:p>
-          <w:p>
-            <w:pPr>
-              <w:bidi/>
-              <w:jc w:val="center"/>
-              <w:rPr>
-                <w:rFonts w:ascii="29LT Bukra Bold Italic" w:hAnsi="29LT Bukra Bold Italic" w:cs="29LT Bukra Bold Italic"/>
-                <w:b/>
-                <w:bCs/>
-                <w:sz w:val="20"/>
-                <w:szCs w:val="20"/>
-                <w:rtl/>
-              </w:rPr>
-            </w:pPr>
-            <w:r>
-              <w:rPr>
-                <w:rFonts w:ascii="29LT Bukra Bold Italic" w:hAnsi="29LT Bukra Bold Italic" w:cs="29LT Bukra Bold Italic" w:hint="cs"/>
-                <w:b/>
-                <w:bCs/>
-                <w:sz w:val="20"/>
-                <w:szCs w:val="20"/>
-                <w:rtl/>
-              </w:rPr>
-              <w:t>6/</w:t>
-            </w:r>
-            <w:proofErr w:type="gramStart"/>
-            <w:r>
-              <w:rPr>
-                <w:rFonts w:ascii="29LT Bukra Bold Italic" w:hAnsi="29LT Bukra Bold Italic" w:cs="29LT Bukra Bold Italic" w:hint="cs"/>
-                <w:b/>
-                <w:bCs/>
-                <w:sz w:val="20"/>
-                <w:szCs w:val="20"/>
-                <w:rtl/>
-              </w:rPr>
-              <w:t>8 :</w:t>
-            </w:r>
-            <w:proofErr w:type="gramEnd"/>
-            <w:r>
-              <w:rPr>
-                <w:rFonts w:ascii="29LT Bukra Bold Italic" w:hAnsi="29LT Bukra Bold Italic" w:cs="29LT Bukra Bold Italic" w:hint="cs"/>
-                <w:b/>
-                <w:bCs/>
-                <w:sz w:val="20"/>
-                <w:szCs w:val="20"/>
-                <w:rtl/>
-              </w:rPr>
-              <w:t xml:space="preserve"> 10/8</w:t>
+          </w:p>
+          <w:p>
+            <w:pPr>
+              <w:bidi/>
+              <w:jc w:val="center"/>
+              <w:rPr>
+                <w:rFonts w:ascii="29LT Bukra Bold Italic" w:hAnsi="29LT Bukra Bold Italic" w:cs="29LT Bukra Bold Italic"/>
+                <w:b/>
+                <w:bCs/>
+                <w:sz w:val="20"/>
+                <w:szCs w:val="20"/>
+                <w:rtl/>
+              </w:rPr>
+            </w:pPr>
+            <w:r>
+              <w:rPr>
+                <w:rFonts w:ascii="29LT Bukra Bold Italic" w:hAnsi="29LT Bukra Bold Italic" w:cs="29LT Bukra Bold Italic"/>
+                <w:b/>
+                <w:bCs/>
+                <w:sz w:val="20"/>
+                <w:szCs w:val="20"/>
+              </w:rPr>
+              <w:t>25/1 : 29/1</w:t>
             </w:r>
           </w:p>
         </w:tc>
@@ -1092,38 +1016,13 @@
             </w:pPr>
             <w:r>
               <w:rPr>
-                <w:rFonts w:ascii="29LT Bukra Bold Italic" w:hAnsi="29LT Bukra Bold Italic" w:cs="29LT Bukra Bold Italic" w:hint="cs"/>
-                <w:b/>
-                <w:bCs/>
-                <w:sz w:val="20"/>
-                <w:szCs w:val="20"/>
-                <w:rtl/>
-              </w:rPr>
-              <w:t>13/</w:t>
-            </w:r>
-            <w:proofErr w:type="gramStart"/>
-            <w:r>
-              <w:rPr>
-                <w:rFonts w:ascii="29LT Bukra Bold Italic" w:hAnsi="29LT Bukra Bold Italic" w:cs="29LT Bukra Bold Italic" w:hint="cs"/>
-                <w:b/>
-                <w:bCs/>
-                <w:sz w:val="20"/>
-                <w:szCs w:val="20"/>
-                <w:rtl/>
-              </w:rPr>
-              <w:t>8 :</w:t>
-            </w:r>
-            <w:proofErr w:type="gramEnd"/>
-            <w:r>
-              <w:rPr>
-                <w:rFonts w:ascii="29LT Bukra Bold Italic" w:hAnsi="29LT Bukra Bold Italic" w:cs="29LT Bukra Bold Italic" w:hint="cs"/>
-                <w:b/>
-                <w:bCs/>
-                <w:sz w:val="20"/>
-                <w:szCs w:val="20"/>
-                <w:rtl/>
-              </w:rPr>
-              <w:t xml:space="preserve"> 17/8</w:t>
+                <w:rFonts w:ascii="29LT Bukra Bold Italic" w:hAnsi="29LT Bukra Bold Italic" w:cs="29LT Bukra Bold Italic"/>
+                <w:b/>
+                <w:bCs/>
+                <w:sz w:val="20"/>
+                <w:szCs w:val="20"/>
+              </w:rPr>
+              <w:t>1/2  :  5/2</w:t>
             </w:r>
           </w:p>
         </w:tc>
@@ -1160,7 +1059,7 @@
         </w:tc>
         <w:tc>
           <w:tcPr>
-            <w:tcW w:w="1711" w:type="dxa"/>
+            <w:tcW w:w="1945" w:type="dxa"/>
             <w:shd w:val="clear" w:color="auto" w:fill="FFE599" w:themeFill="accent4" w:themeFillTint="66"/>
             <w:vAlign w:val="center"/>
           </w:tcPr>
@@ -1231,7 +1130,51 @@
                 <w:szCs w:val="20"/>
                 <w:rtl/>
               </w:rPr>
-              <w:t>20/8 :24/8</w:t>
+              <w:t>2/</w:t>
+            </w:r>
+            <w:r>
+              <w:rPr>
+                <w:rFonts w:ascii="29LT Bukra Bold Italic" w:hAnsi="29LT Bukra Bold Italic" w:cs="29LT Bukra Bold Italic" w:hint="cs"/>
+                <w:b/>
+                <w:bCs/>
+                <w:sz w:val="20"/>
+                <w:szCs w:val="20"/>
+                <w:rtl/>
+              </w:rPr>
+              <w:t>12</w:t>
+            </w:r>
+            <w:r>
+              <w:rPr>
+                <w:rFonts w:ascii="29LT Bukra Bold Italic" w:hAnsi="29LT Bukra Bold Italic" w:cs="29LT Bukra Bold Italic" w:hint="cs"/>
+                <w:b/>
+                <w:bCs/>
+                <w:sz w:val="20"/>
+                <w:szCs w:val="20"/>
+                <w:rtl/>
+              </w:rPr>
+              <w:t xml:space="preserve"> :</w:t>
+            </w:r>
+            <w:r>
+              <w:rPr>
+                <w:rFonts w:ascii="29LT Bukra Bold Italic" w:hAnsi="29LT Bukra Bold Italic" w:cs="29LT Bukra Bold Italic" w:hint="cs"/>
+                <w:b/>
+                <w:bCs/>
+                <w:sz w:val="20"/>
+                <w:szCs w:val="20"/>
+                <w:rtl/>
+              </w:rPr>
+              <w:t>2</w:t>
+            </w:r>
+            <w:r>
+              <w:rPr>
+                <w:rFonts w:ascii="29LT Bukra Bold Italic" w:hAnsi="29LT Bukra Bold Italic" w:cs="29LT Bukra Bold Italic" w:hint="cs"/>
+                <w:b/>
+                <w:bCs/>
+                <w:sz w:val="20"/>
+                <w:szCs w:val="20"/>
+                <w:rtl/>
+              </w:rPr>
+              <w:t>/8</w:t>
             </w:r>
           </w:p>
         </w:tc>
@@ -1469,7 +1412,7 @@
         </w:tc>
         <w:tc>
           <w:tcPr>
-            <w:tcW w:w="1711" w:type="dxa"/>
+            <w:tcW w:w="1945" w:type="dxa"/>
             <w:vMerge w:val="restart"/>
             <w:vAlign w:val="center"/>
           </w:tcPr>
@@ -1685,7 +1628,7 @@
         </w:tc>
         <w:tc>
           <w:tcPr>
-            <w:tcW w:w="1711" w:type="dxa"/>
+            <w:tcW w:w="1945" w:type="dxa"/>
             <w:vMerge/>
             <w:vAlign w:val="center"/>
           </w:tcPr>
@@ -1874,7 +1817,7 @@
         </w:tc>
         <w:tc>
           <w:tcPr>
-            <w:tcW w:w="1711" w:type="dxa"/>
+            <w:tcW w:w="1945" w:type="dxa"/>
             <w:vMerge/>
             <w:vAlign w:val="center"/>
           </w:tcPr>
@@ -2063,7 +2006,7 @@
         </w:tc>
         <w:tc>
           <w:tcPr>
-            <w:tcW w:w="1711" w:type="dxa"/>
+            <w:tcW w:w="1945" w:type="dxa"/>
             <w:vMerge/>
             <w:vAlign w:val="center"/>
           </w:tcPr>
@@ -2252,7 +2195,7 @@
         </w:tc>
         <w:tc>
           <w:tcPr>
-            <w:tcW w:w="1711" w:type="dxa"/>
+            <w:tcW w:w="1945" w:type="dxa"/>
             <w:vMerge/>
             <w:vAlign w:val="center"/>
           </w:tcPr>
@@ -2372,38 +2315,13 @@
             </w:pPr>
             <w:r>
               <w:rPr>
-                <w:rFonts w:ascii="29LT Bukra Bold Italic" w:hAnsi="29LT Bukra Bold Italic" w:cs="29LT Bukra Bold Italic" w:hint="cs"/>
-                <w:b/>
-                <w:bCs/>
-                <w:sz w:val="20"/>
-                <w:szCs w:val="20"/>
-                <w:rtl/>
-              </w:rPr>
-              <w:t>27/</w:t>
-            </w:r>
-            <w:proofErr w:type="gramStart"/>
-            <w:r>
-              <w:rPr>
-                <w:rFonts w:ascii="29LT Bukra Bold Italic" w:hAnsi="29LT Bukra Bold Italic" w:cs="29LT Bukra Bold Italic" w:hint="cs"/>
-                <w:b/>
-                <w:bCs/>
-                <w:sz w:val="20"/>
-                <w:szCs w:val="20"/>
-                <w:rtl/>
-              </w:rPr>
-              <w:t>8 :</w:t>
-            </w:r>
-            <w:proofErr w:type="gramEnd"/>
-            <w:r>
-              <w:rPr>
-                <w:rFonts w:ascii="29LT Bukra Bold Italic" w:hAnsi="29LT Bukra Bold Italic" w:cs="29LT Bukra Bold Italic" w:hint="cs"/>
-                <w:b/>
-                <w:bCs/>
-                <w:sz w:val="20"/>
-                <w:szCs w:val="20"/>
-                <w:rtl/>
-              </w:rPr>
-              <w:t xml:space="preserve"> 2/9</w:t>
+                <w:rFonts w:ascii="29LT Bukra Bold Italic" w:hAnsi="29LT Bukra Bold Italic" w:cs="29LT Bukra Bold Italic"/>
+                <w:b/>
+                <w:bCs/>
+                <w:sz w:val="20"/>
+                <w:szCs w:val="20"/>
+              </w:rPr>
+              <w:t>15/2  :  19/2</w:t>
             </w:r>
           </w:p>
         </w:tc>
@@ -2504,14 +2422,13 @@
             </w:pPr>
             <w:r>
               <w:rPr>
-                <w:rFonts w:ascii="29LT Bukra Bold Italic" w:hAnsi="29LT Bukra Bold Italic" w:cs="29LT Bukra Bold Italic" w:hint="cs"/>
-                <w:b/>
-                <w:bCs/>
-                <w:sz w:val="20"/>
-                <w:szCs w:val="20"/>
-                <w:rtl/>
-              </w:rPr>
-              <w:t>5/9: 9/9</w:t>
+                <w:rFonts w:ascii="29LT Bukra Bold Italic" w:hAnsi="29LT Bukra Bold Italic" w:cs="29LT Bukra Bold Italic"/>
+                <w:b/>
+                <w:bCs/>
+                <w:sz w:val="20"/>
+                <w:szCs w:val="20"/>
+              </w:rPr>
+              <w:t>22/2 : 26:2</w:t>
             </w:r>
           </w:p>
         </w:tc>
@@ -2612,6 +2529,16 @@
             </w:pPr>
             <w:r>
               <w:rPr>
+                <w:rFonts w:ascii="29LT Bukra Bold Italic" w:hAnsi="29LT Bukra Bold Italic" w:cs="29LT Bukra Bold Italic"/>
+                <w:b/>
+                <w:bCs/>
+                <w:sz w:val="20"/>
+                <w:szCs w:val="20"/>
+              </w:rPr>
+              <w:t>3</w:t>
+            </w:r>
+            <w:r>
+              <w:rPr>
                 <w:rFonts w:ascii="29LT Bukra Bold Italic" w:hAnsi="29LT Bukra Bold Italic" w:cs="29LT Bukra Bold Italic" w:hint="cs"/>
                 <w:b/>
                 <w:bCs/>
@@ -2619,7 +2546,59 @@
                 <w:szCs w:val="20"/>
                 <w:rtl/>
               </w:rPr>
-              <w:t>12/9 :16/9</w:t>
+              <w:t>/</w:t>
+            </w:r>
+            <w:r>
+              <w:rPr>
+                <w:rFonts w:ascii="29LT Bukra Bold Italic" w:hAnsi="29LT Bukra Bold Italic" w:cs="29LT Bukra Bold Italic"/>
+                <w:b/>
+                <w:bCs/>
+                <w:sz w:val="20"/>
+                <w:szCs w:val="20"/>
+              </w:rPr>
+              <w:t>5</w:t>
+            </w:r>
+            <w:r>
+              <w:rPr>
+                <w:rFonts w:ascii="29LT Bukra Bold Italic" w:hAnsi="29LT Bukra Bold Italic" w:cs="29LT Bukra Bold Italic" w:hint="cs"/>
+                <w:b/>
+                <w:bCs/>
+                <w:sz w:val="20"/>
+                <w:szCs w:val="20"/>
+                <w:rtl/>
+              </w:rPr>
+              <w:t xml:space="preserve"> :</w:t>
+            </w:r>
+            <w:r>
+              <w:rPr>
+                <w:rFonts w:ascii="29LT Bukra Bold Italic" w:hAnsi="29LT Bukra Bold Italic" w:cs="29LT Bukra Bold Italic"/>
+                <w:b/>
+                <w:bCs/>
+                <w:sz w:val="20"/>
+                <w:szCs w:val="20"/>
+              </w:rPr>
+              <w:t>3</w:t>
+            </w:r>
+            <w:r>
+              <w:rPr>
+                <w:rFonts w:ascii="29LT Bukra Bold Italic" w:hAnsi="29LT Bukra Bold Italic" w:cs="29LT Bukra Bold Italic" w:hint="cs"/>
+                <w:b/>
+                <w:bCs/>
+                <w:sz w:val="20"/>
+                <w:szCs w:val="20"/>
+                <w:rtl/>
+              </w:rPr>
+              <w:t>/</w:t>
+            </w:r>
+            <w:r>
+              <w:rPr>
+                <w:rFonts w:ascii="29LT Bukra Bold Italic" w:hAnsi="29LT Bukra Bold Italic" w:cs="29LT Bukra Bold Italic"/>
+                <w:b/>
+                <w:bCs/>
+                <w:sz w:val="20"/>
+                <w:szCs w:val="20"/>
+              </w:rPr>
+              <w:t>1</w:t>
             </w:r>
           </w:p>
         </w:tc>
@@ -2656,7 +2635,7 @@
         </w:tc>
         <w:tc>
           <w:tcPr>
-            <w:tcW w:w="1711" w:type="dxa"/>
+            <w:tcW w:w="1945" w:type="dxa"/>
             <w:shd w:val="clear" w:color="auto" w:fill="FFE599" w:themeFill="accent4" w:themeFillTint="66"/>
             <w:vAlign w:val="center"/>
           </w:tcPr>
@@ -2727,7 +2706,73 @@
                 <w:szCs w:val="20"/>
                 <w:rtl/>
               </w:rPr>
-              <w:t>10/10: 14/10</w:t>
+              <w:t>4</w:t>
+            </w:r>
+            <w:r>
+              <w:rPr>
+                <w:rFonts w:ascii="29LT Bukra Bold Italic" w:hAnsi="29LT Bukra Bold Italic" w:cs="29LT Bukra Bold Italic" w:hint="cs"/>
+                <w:b/>
+                <w:bCs/>
+                <w:sz w:val="20"/>
+                <w:szCs w:val="20"/>
+                <w:rtl/>
+              </w:rPr>
+              <w:t>/</w:t>
+            </w:r>
+            <w:r>
+              <w:rPr>
+                <w:rFonts w:ascii="29LT Bukra Bold Italic" w:hAnsi="29LT Bukra Bold Italic" w:cs="29LT Bukra Bold Italic" w:hint="cs"/>
+                <w:b/>
+                <w:bCs/>
+                <w:sz w:val="20"/>
+                <w:szCs w:val="20"/>
+                <w:rtl/>
+              </w:rPr>
+              <w:t>2</w:t>
+            </w:r>
+            <w:r>
+              <w:rPr>
+                <w:rFonts w:ascii="29LT Bukra Bold Italic" w:hAnsi="29LT Bukra Bold Italic" w:cs="29LT Bukra Bold Italic" w:hint="cs"/>
+                <w:b/>
+                <w:bCs/>
+                <w:sz w:val="20"/>
+                <w:szCs w:val="20"/>
+                <w:rtl/>
+              </w:rPr>
+              <w:t xml:space="preserve">: </w:t>
+            </w:r>
+            <w:r>
+              <w:rPr>
+                <w:rFonts w:ascii="29LT Bukra Bold Italic" w:hAnsi="29LT Bukra Bold Italic" w:cs="29LT Bukra Bold Italic" w:hint="cs"/>
+                <w:b/>
+                <w:bCs/>
+                <w:sz w:val="20"/>
+                <w:szCs w:val="20"/>
+                <w:rtl/>
+              </w:rPr>
+              <w:t>3</w:t>
+            </w:r>
+            <w:r>
+              <w:rPr>
+                <w:rFonts w:ascii="29LT Bukra Bold Italic" w:hAnsi="29LT Bukra Bold Italic" w:cs="29LT Bukra Bold Italic" w:hint="cs"/>
+                <w:b/>
+                <w:bCs/>
+                <w:sz w:val="20"/>
+                <w:szCs w:val="20"/>
+                <w:rtl/>
+              </w:rPr>
+              <w:t>/</w:t>
+            </w:r>
+            <w:r>
+              <w:rPr>
+                <w:rFonts w:ascii="29LT Bukra Bold Italic" w:hAnsi="29LT Bukra Bold Italic" w:cs="29LT Bukra Bold Italic" w:hint="cs"/>
+                <w:b/>
+                <w:bCs/>
+                <w:sz w:val="20"/>
+                <w:szCs w:val="20"/>
+                <w:rtl/>
+              </w:rPr>
+              <w:t>29</w:t>
             </w:r>
           </w:p>
         </w:tc>
@@ -2924,7 +2969,7 @@
         </w:tc>
         <w:tc>
           <w:tcPr>
-            <w:tcW w:w="1711" w:type="dxa"/>
+            <w:tcW w:w="1945" w:type="dxa"/>
             <w:vMerge w:val="restart"/>
             <w:vAlign w:val="center"/>
           </w:tcPr>
@@ -3120,7 +3165,7 @@
         </w:tc>
         <w:tc>
           <w:tcPr>
-            <w:tcW w:w="1711" w:type="dxa"/>
+            <w:tcW w:w="1945" w:type="dxa"/>
             <w:vMerge/>
             <w:vAlign w:val="center"/>
           </w:tcPr>
@@ -3310,7 +3355,7 @@
         </w:tc>
         <w:tc>
           <w:tcPr>
-            <w:tcW w:w="1711" w:type="dxa"/>
+            <w:tcW w:w="1945" w:type="dxa"/>
             <w:vMerge/>
             <w:vAlign w:val="center"/>
           </w:tcPr>
@@ -3500,7 +3545,7 @@
         </w:tc>
         <w:tc>
           <w:tcPr>
-            <w:tcW w:w="1711" w:type="dxa"/>
+            <w:tcW w:w="1945" w:type="dxa"/>
             <w:vMerge/>
             <w:vAlign w:val="center"/>
           </w:tcPr>
@@ -3690,7 +3735,7 @@
         </w:tc>
         <w:tc>
           <w:tcPr>
-            <w:tcW w:w="1711" w:type="dxa"/>
+            <w:tcW w:w="1945" w:type="dxa"/>
             <w:vMerge/>
             <w:vAlign w:val="center"/>
           </w:tcPr>
@@ -3817,7 +3862,73 @@
                 <w:szCs w:val="20"/>
                 <w:rtl/>
               </w:rPr>
-              <w:t>17/10: 21/10</w:t>
+              <w:t>4</w:t>
+            </w:r>
+            <w:r>
+              <w:rPr>
+                <w:rFonts w:ascii="29LT Bukra Bold Italic" w:hAnsi="29LT Bukra Bold Italic" w:cs="29LT Bukra Bold Italic" w:hint="cs"/>
+                <w:b/>
+                <w:bCs/>
+                <w:sz w:val="20"/>
+                <w:szCs w:val="20"/>
+                <w:rtl/>
+              </w:rPr>
+              <w:t>/</w:t>
+            </w:r>
+            <w:r>
+              <w:rPr>
+                <w:rFonts w:ascii="29LT Bukra Bold Italic" w:hAnsi="29LT Bukra Bold Italic" w:cs="29LT Bukra Bold Italic" w:hint="cs"/>
+                <w:b/>
+                <w:bCs/>
+                <w:sz w:val="20"/>
+                <w:szCs w:val="20"/>
+                <w:rtl/>
+              </w:rPr>
+              <w:t>9</w:t>
+            </w:r>
+            <w:r>
+              <w:rPr>
+                <w:rFonts w:ascii="29LT Bukra Bold Italic" w:hAnsi="29LT Bukra Bold Italic" w:cs="29LT Bukra Bold Italic" w:hint="cs"/>
+                <w:b/>
+                <w:bCs/>
+                <w:sz w:val="20"/>
+                <w:szCs w:val="20"/>
+                <w:rtl/>
+              </w:rPr>
+              <w:t xml:space="preserve">: </w:t>
+            </w:r>
+            <w:r>
+              <w:rPr>
+                <w:rFonts w:ascii="29LT Bukra Bold Italic" w:hAnsi="29LT Bukra Bold Italic" w:cs="29LT Bukra Bold Italic" w:hint="cs"/>
+                <w:b/>
+                <w:bCs/>
+                <w:sz w:val="20"/>
+                <w:szCs w:val="20"/>
+                <w:rtl/>
+              </w:rPr>
+              <w:t>4</w:t>
+            </w:r>
+            <w:r>
+              <w:rPr>
+                <w:rFonts w:ascii="29LT Bukra Bold Italic" w:hAnsi="29LT Bukra Bold Italic" w:cs="29LT Bukra Bold Italic" w:hint="cs"/>
+                <w:b/>
+                <w:bCs/>
+                <w:sz w:val="20"/>
+                <w:szCs w:val="20"/>
+                <w:rtl/>
+              </w:rPr>
+              <w:t>/</w:t>
+            </w:r>
+            <w:r>
+              <w:rPr>
+                <w:rFonts w:ascii="29LT Bukra Bold Italic" w:hAnsi="29LT Bukra Bold Italic" w:cs="29LT Bukra Bold Italic" w:hint="cs"/>
+                <w:b/>
+                <w:bCs/>
+                <w:sz w:val="20"/>
+                <w:szCs w:val="20"/>
+                <w:rtl/>
+              </w:rPr>
+              <w:t>5</w:t>
             </w:r>
           </w:p>
         </w:tc>
@@ -3925,7 +4036,73 @@
                 <w:szCs w:val="20"/>
                 <w:rtl/>
               </w:rPr>
-              <w:t>24/10: 28/10</w:t>
+              <w:t>4</w:t>
+            </w:r>
+            <w:r>
+              <w:rPr>
+                <w:rFonts w:ascii="29LT Bukra Bold Italic" w:hAnsi="29LT Bukra Bold Italic" w:cs="29LT Bukra Bold Italic" w:hint="cs"/>
+                <w:b/>
+                <w:bCs/>
+                <w:sz w:val="20"/>
+                <w:szCs w:val="20"/>
+                <w:rtl/>
+              </w:rPr>
+              <w:t>/</w:t>
+            </w:r>
+            <w:r>
+              <w:rPr>
+                <w:rFonts w:ascii="29LT Bukra Bold Italic" w:hAnsi="29LT Bukra Bold Italic" w:cs="29LT Bukra Bold Italic" w:hint="cs"/>
+                <w:b/>
+                <w:bCs/>
+                <w:sz w:val="20"/>
+                <w:szCs w:val="20"/>
+                <w:rtl/>
+              </w:rPr>
+              <w:t>16</w:t>
+            </w:r>
+            <w:r>
+              <w:rPr>
+                <w:rFonts w:ascii="29LT Bukra Bold Italic" w:hAnsi="29LT Bukra Bold Italic" w:cs="29LT Bukra Bold Italic" w:hint="cs"/>
+                <w:b/>
+                <w:bCs/>
+                <w:sz w:val="20"/>
+                <w:szCs w:val="20"/>
+                <w:rtl/>
+              </w:rPr>
+              <w:t xml:space="preserve">: </w:t>
+            </w:r>
+            <w:r>
+              <w:rPr>
+                <w:rFonts w:ascii="29LT Bukra Bold Italic" w:hAnsi="29LT Bukra Bold Italic" w:cs="29LT Bukra Bold Italic" w:hint="cs"/>
+                <w:b/>
+                <w:bCs/>
+                <w:sz w:val="20"/>
+                <w:szCs w:val="20"/>
+                <w:rtl/>
+              </w:rPr>
+              <w:t>4</w:t>
+            </w:r>
+            <w:r>
+              <w:rPr>
+                <w:rFonts w:ascii="29LT Bukra Bold Italic" w:hAnsi="29LT Bukra Bold Italic" w:cs="29LT Bukra Bold Italic" w:hint="cs"/>
+                <w:b/>
+                <w:bCs/>
+                <w:sz w:val="20"/>
+                <w:szCs w:val="20"/>
+                <w:rtl/>
+              </w:rPr>
+              <w:t>/</w:t>
+            </w:r>
+            <w:r>
+              <w:rPr>
+                <w:rFonts w:ascii="29LT Bukra Bold Italic" w:hAnsi="29LT Bukra Bold Italic" w:cs="29LT Bukra Bold Italic" w:hint="cs"/>
+                <w:b/>
+                <w:bCs/>
+                <w:sz w:val="20"/>
+                <w:szCs w:val="20"/>
+                <w:rtl/>
+              </w:rPr>
+              <w:t>12</w:t>
             </w:r>
           </w:p>
         </w:tc>
@@ -4033,7 +4210,73 @@
                 <w:szCs w:val="20"/>
                 <w:rtl/>
               </w:rPr>
-              <w:t>2/11: 6/11</w:t>
+              <w:t>4</w:t>
+            </w:r>
+            <w:r>
+              <w:rPr>
+                <w:rFonts w:ascii="29LT Bukra Bold Italic" w:hAnsi="29LT Bukra Bold Italic" w:cs="29LT Bukra Bold Italic" w:hint="cs"/>
+                <w:b/>
+                <w:bCs/>
+                <w:sz w:val="20"/>
+                <w:szCs w:val="20"/>
+                <w:rtl/>
+              </w:rPr>
+              <w:t>/</w:t>
+            </w:r>
+            <w:r>
+              <w:rPr>
+                <w:rFonts w:ascii="29LT Bukra Bold Italic" w:hAnsi="29LT Bukra Bold Italic" w:cs="29LT Bukra Bold Italic" w:hint="cs"/>
+                <w:b/>
+                <w:bCs/>
+                <w:sz w:val="20"/>
+                <w:szCs w:val="20"/>
+                <w:rtl/>
+              </w:rPr>
+              <w:t>23</w:t>
+            </w:r>
+            <w:r>
+              <w:rPr>
+                <w:rFonts w:ascii="29LT Bukra Bold Italic" w:hAnsi="29LT Bukra Bold Italic" w:cs="29LT Bukra Bold Italic" w:hint="cs"/>
+                <w:b/>
+                <w:bCs/>
+                <w:sz w:val="20"/>
+                <w:szCs w:val="20"/>
+                <w:rtl/>
+              </w:rPr>
+              <w:t xml:space="preserve">: </w:t>
+            </w:r>
+            <w:r>
+              <w:rPr>
+                <w:rFonts w:ascii="29LT Bukra Bold Italic" w:hAnsi="29LT Bukra Bold Italic" w:cs="29LT Bukra Bold Italic" w:hint="cs"/>
+                <w:b/>
+                <w:bCs/>
+                <w:sz w:val="20"/>
+                <w:szCs w:val="20"/>
+                <w:rtl/>
+              </w:rPr>
+              <w:t>4</w:t>
+            </w:r>
+            <w:r>
+              <w:rPr>
+                <w:rFonts w:ascii="29LT Bukra Bold Italic" w:hAnsi="29LT Bukra Bold Italic" w:cs="29LT Bukra Bold Italic" w:hint="cs"/>
+                <w:b/>
+                <w:bCs/>
+                <w:sz w:val="20"/>
+                <w:szCs w:val="20"/>
+                <w:rtl/>
+              </w:rPr>
+              <w:t>/</w:t>
+            </w:r>
+            <w:r>
+              <w:rPr>
+                <w:rFonts w:ascii="29LT Bukra Bold Italic" w:hAnsi="29LT Bukra Bold Italic" w:cs="29LT Bukra Bold Italic" w:hint="cs"/>
+                <w:b/>
+                <w:bCs/>
+                <w:sz w:val="20"/>
+                <w:szCs w:val="20"/>
+                <w:rtl/>
+              </w:rPr>
+              <w:t>19</w:t>
             </w:r>
           </w:p>
         </w:tc>
@@ -4070,7 +4313,7 @@
         </w:tc>
         <w:tc>
           <w:tcPr>
-            <w:tcW w:w="1711" w:type="dxa"/>
+            <w:tcW w:w="1945" w:type="dxa"/>
             <w:shd w:val="clear" w:color="auto" w:fill="FFE599" w:themeFill="accent4" w:themeFillTint="66"/>
             <w:vAlign w:val="center"/>
           </w:tcPr>
@@ -4141,7 +4384,73 @@
                 <w:szCs w:val="20"/>
                 <w:rtl/>
               </w:rPr>
-              <w:t>9/11: 13/11</w:t>
+              <w:t>4</w:t>
+            </w:r>
+            <w:r>
+              <w:rPr>
+                <w:rFonts w:ascii="29LT Bukra Bold Italic" w:hAnsi="29LT Bukra Bold Italic" w:cs="29LT Bukra Bold Italic" w:hint="cs"/>
+                <w:b/>
+                <w:bCs/>
+                <w:sz w:val="20"/>
+                <w:szCs w:val="20"/>
+                <w:rtl/>
+              </w:rPr>
+              <w:t>/</w:t>
+            </w:r>
+            <w:r>
+              <w:rPr>
+                <w:rFonts w:ascii="29LT Bukra Bold Italic" w:hAnsi="29LT Bukra Bold Italic" w:cs="29LT Bukra Bold Italic" w:hint="cs"/>
+                <w:b/>
+                <w:bCs/>
+                <w:sz w:val="20"/>
+                <w:szCs w:val="20"/>
+                <w:rtl/>
+              </w:rPr>
+              <w:t>30</w:t>
+            </w:r>
+            <w:r>
+              <w:rPr>
+                <w:rFonts w:ascii="29LT Bukra Bold Italic" w:hAnsi="29LT Bukra Bold Italic" w:cs="29LT Bukra Bold Italic" w:hint="cs"/>
+                <w:b/>
+                <w:bCs/>
+                <w:sz w:val="20"/>
+                <w:szCs w:val="20"/>
+                <w:rtl/>
+              </w:rPr>
+              <w:t xml:space="preserve">: </w:t>
+            </w:r>
+            <w:r>
+              <w:rPr>
+                <w:rFonts w:ascii="29LT Bukra Bold Italic" w:hAnsi="29LT Bukra Bold Italic" w:cs="29LT Bukra Bold Italic" w:hint="cs"/>
+                <w:b/>
+                <w:bCs/>
+                <w:sz w:val="20"/>
+                <w:szCs w:val="20"/>
+                <w:rtl/>
+              </w:rPr>
+              <w:t>4</w:t>
+            </w:r>
+            <w:r>
+              <w:rPr>
+                <w:rFonts w:ascii="29LT Bukra Bold Italic" w:hAnsi="29LT Bukra Bold Italic" w:cs="29LT Bukra Bold Italic" w:hint="cs"/>
+                <w:b/>
+                <w:bCs/>
+                <w:sz w:val="20"/>
+                <w:szCs w:val="20"/>
+                <w:rtl/>
+              </w:rPr>
+              <w:t>/</w:t>
+            </w:r>
+            <w:r>
+              <w:rPr>
+                <w:rFonts w:ascii="29LT Bukra Bold Italic" w:hAnsi="29LT Bukra Bold Italic" w:cs="29LT Bukra Bold Italic" w:hint="cs"/>
+                <w:b/>
+                <w:bCs/>
+                <w:sz w:val="20"/>
+                <w:szCs w:val="20"/>
+                <w:rtl/>
+              </w:rPr>
+              <w:t>26</w:t>
             </w:r>
           </w:p>
         </w:tc>
@@ -4371,7 +4680,7 @@
         </w:tc>
         <w:tc>
           <w:tcPr>
-            <w:tcW w:w="1711" w:type="dxa"/>
+            <w:tcW w:w="1945" w:type="dxa"/>
             <w:vMerge w:val="restart"/>
             <w:vAlign w:val="center"/>
           </w:tcPr>
@@ -4584,7 +4893,7 @@
         </w:tc>
         <w:tc>
           <w:tcPr>
-            <w:tcW w:w="1711" w:type="dxa"/>
+            <w:tcW w:w="1945" w:type="dxa"/>
             <w:vMerge/>
             <w:vAlign w:val="center"/>
           </w:tcPr>
@@ -4774,7 +5083,7 @@
         </w:tc>
         <w:tc>
           <w:tcPr>
-            <w:tcW w:w="1711" w:type="dxa"/>
+            <w:tcW w:w="1945" w:type="dxa"/>
             <w:vMerge/>
             <w:vAlign w:val="center"/>
           </w:tcPr>
@@ -4964,7 +5273,7 @@
         </w:tc>
         <w:tc>
           <w:tcPr>
-            <w:tcW w:w="1711" w:type="dxa"/>
+            <w:tcW w:w="1945" w:type="dxa"/>
             <w:vMerge/>
             <w:vAlign w:val="center"/>
           </w:tcPr>
@@ -5154,7 +5463,7 @@
         </w:tc>
         <w:tc>
           <w:tcPr>
-            <w:tcW w:w="1711" w:type="dxa"/>
+            <w:tcW w:w="1945" w:type="dxa"/>
             <w:vMerge/>
             <w:vAlign w:val="center"/>
           </w:tcPr>
@@ -5281,7 +5590,73 @@
                 <w:szCs w:val="20"/>
                 <w:rtl/>
               </w:rPr>
-              <w:t>16/11: 20/11</w:t>
+              <w:t>5</w:t>
+            </w:r>
+            <w:r>
+              <w:rPr>
+                <w:rFonts w:ascii="29LT Bukra Bold Italic" w:hAnsi="29LT Bukra Bold Italic" w:cs="29LT Bukra Bold Italic" w:hint="cs"/>
+                <w:b/>
+                <w:bCs/>
+                <w:sz w:val="20"/>
+                <w:szCs w:val="20"/>
+                <w:rtl/>
+              </w:rPr>
+              <w:t>/</w:t>
+            </w:r>
+            <w:r>
+              <w:rPr>
+                <w:rFonts w:ascii="29LT Bukra Bold Italic" w:hAnsi="29LT Bukra Bold Italic" w:cs="29LT Bukra Bold Italic" w:hint="cs"/>
+                <w:b/>
+                <w:bCs/>
+                <w:sz w:val="20"/>
+                <w:szCs w:val="20"/>
+                <w:rtl/>
+              </w:rPr>
+              <w:t>7</w:t>
+            </w:r>
+            <w:r>
+              <w:rPr>
+                <w:rFonts w:ascii="29LT Bukra Bold Italic" w:hAnsi="29LT Bukra Bold Italic" w:cs="29LT Bukra Bold Italic" w:hint="cs"/>
+                <w:b/>
+                <w:bCs/>
+                <w:sz w:val="20"/>
+                <w:szCs w:val="20"/>
+                <w:rtl/>
+              </w:rPr>
+              <w:t xml:space="preserve">: </w:t>
+            </w:r>
+            <w:r>
+              <w:rPr>
+                <w:rFonts w:ascii="29LT Bukra Bold Italic" w:hAnsi="29LT Bukra Bold Italic" w:cs="29LT Bukra Bold Italic" w:hint="cs"/>
+                <w:b/>
+                <w:bCs/>
+                <w:sz w:val="20"/>
+                <w:szCs w:val="20"/>
+                <w:rtl/>
+              </w:rPr>
+              <w:t>5</w:t>
+            </w:r>
+            <w:r>
+              <w:rPr>
+                <w:rFonts w:ascii="29LT Bukra Bold Italic" w:hAnsi="29LT Bukra Bold Italic" w:cs="29LT Bukra Bold Italic" w:hint="cs"/>
+                <w:b/>
+                <w:bCs/>
+                <w:sz w:val="20"/>
+                <w:szCs w:val="20"/>
+                <w:rtl/>
+              </w:rPr>
+              <w:t>/</w:t>
+            </w:r>
+            <w:r>
+              <w:rPr>
+                <w:rFonts w:ascii="29LT Bukra Bold Italic" w:hAnsi="29LT Bukra Bold Italic" w:cs="29LT Bukra Bold Italic" w:hint="cs"/>
+                <w:b/>
+                <w:bCs/>
+                <w:sz w:val="20"/>
+                <w:szCs w:val="20"/>
+                <w:rtl/>
+              </w:rPr>
+              <w:t>3</w:t>
             </w:r>
           </w:p>
         </w:tc>
@@ -5389,7 +5764,73 @@
                 <w:szCs w:val="20"/>
                 <w:rtl/>
               </w:rPr>
-              <w:t>23/11: 27/11</w:t>
+              <w:t>5</w:t>
+            </w:r>
+            <w:r>
+              <w:rPr>
+                <w:rFonts w:ascii="29LT Bukra Bold Italic" w:hAnsi="29LT Bukra Bold Italic" w:cs="29LT Bukra Bold Italic" w:hint="cs"/>
+                <w:b/>
+                <w:bCs/>
+                <w:sz w:val="20"/>
+                <w:szCs w:val="20"/>
+                <w:rtl/>
+              </w:rPr>
+              <w:t>/1</w:t>
+            </w:r>
+            <w:r>
+              <w:rPr>
+                <w:rFonts w:ascii="29LT Bukra Bold Italic" w:hAnsi="29LT Bukra Bold Italic" w:cs="29LT Bukra Bold Italic" w:hint="cs"/>
+                <w:b/>
+                <w:bCs/>
+                <w:sz w:val="20"/>
+                <w:szCs w:val="20"/>
+                <w:rtl/>
+              </w:rPr>
+              <w:t>4</w:t>
+            </w:r>
+            <w:r>
+              <w:rPr>
+                <w:rFonts w:ascii="29LT Bukra Bold Italic" w:hAnsi="29LT Bukra Bold Italic" w:cs="29LT Bukra Bold Italic" w:hint="cs"/>
+                <w:b/>
+                <w:bCs/>
+                <w:sz w:val="20"/>
+                <w:szCs w:val="20"/>
+                <w:rtl/>
+              </w:rPr>
+              <w:t xml:space="preserve">: </w:t>
+            </w:r>
+            <w:r>
+              <w:rPr>
+                <w:rFonts w:ascii="29LT Bukra Bold Italic" w:hAnsi="29LT Bukra Bold Italic" w:cs="29LT Bukra Bold Italic" w:hint="cs"/>
+                <w:b/>
+                <w:bCs/>
+                <w:sz w:val="20"/>
+                <w:szCs w:val="20"/>
+                <w:rtl/>
+              </w:rPr>
+              <w:t>5</w:t>
+            </w:r>
+            <w:r>
+              <w:rPr>
+                <w:rFonts w:ascii="29LT Bukra Bold Italic" w:hAnsi="29LT Bukra Bold Italic" w:cs="29LT Bukra Bold Italic" w:hint="cs"/>
+                <w:b/>
+                <w:bCs/>
+                <w:sz w:val="20"/>
+                <w:szCs w:val="20"/>
+                <w:rtl/>
+              </w:rPr>
+              <w:t>/</w:t>
+            </w:r>
+            <w:r>
+              <w:rPr>
+                <w:rFonts w:ascii="29LT Bukra Bold Italic" w:hAnsi="29LT Bukra Bold Italic" w:cs="29LT Bukra Bold Italic" w:hint="cs"/>
+                <w:b/>
+                <w:bCs/>
+                <w:sz w:val="20"/>
+                <w:szCs w:val="20"/>
+                <w:rtl/>
+              </w:rPr>
+              <w:t>10</w:t>
             </w:r>
           </w:p>
         </w:tc>
@@ -5497,7 +5938,73 @@
                 <w:szCs w:val="20"/>
                 <w:rtl/>
               </w:rPr>
-              <w:t>30/11: 4/12</w:t>
+              <w:t>5</w:t>
+            </w:r>
+            <w:r>
+              <w:rPr>
+                <w:rFonts w:ascii="29LT Bukra Bold Italic" w:hAnsi="29LT Bukra Bold Italic" w:cs="29LT Bukra Bold Italic" w:hint="cs"/>
+                <w:b/>
+                <w:bCs/>
+                <w:sz w:val="20"/>
+                <w:szCs w:val="20"/>
+                <w:rtl/>
+              </w:rPr>
+              <w:t>/</w:t>
+            </w:r>
+            <w:r>
+              <w:rPr>
+                <w:rFonts w:ascii="29LT Bukra Bold Italic" w:hAnsi="29LT Bukra Bold Italic" w:cs="29LT Bukra Bold Italic" w:hint="cs"/>
+                <w:b/>
+                <w:bCs/>
+                <w:sz w:val="20"/>
+                <w:szCs w:val="20"/>
+                <w:rtl/>
+              </w:rPr>
+              <w:t>2</w:t>
+            </w:r>
+            <w:r>
+              <w:rPr>
+                <w:rFonts w:ascii="29LT Bukra Bold Italic" w:hAnsi="29LT Bukra Bold Italic" w:cs="29LT Bukra Bold Italic" w:hint="cs"/>
+                <w:b/>
+                <w:bCs/>
+                <w:sz w:val="20"/>
+                <w:szCs w:val="20"/>
+                <w:rtl/>
+              </w:rPr>
+              <w:t xml:space="preserve">1: </w:t>
+            </w:r>
+            <w:r>
+              <w:rPr>
+                <w:rFonts w:ascii="29LT Bukra Bold Italic" w:hAnsi="29LT Bukra Bold Italic" w:cs="29LT Bukra Bold Italic" w:hint="cs"/>
+                <w:b/>
+                <w:bCs/>
+                <w:sz w:val="20"/>
+                <w:szCs w:val="20"/>
+                <w:rtl/>
+              </w:rPr>
+              <w:t>5</w:t>
+            </w:r>
+            <w:r>
+              <w:rPr>
+                <w:rFonts w:ascii="29LT Bukra Bold Italic" w:hAnsi="29LT Bukra Bold Italic" w:cs="29LT Bukra Bold Italic" w:hint="cs"/>
+                <w:b/>
+                <w:bCs/>
+                <w:sz w:val="20"/>
+                <w:szCs w:val="20"/>
+                <w:rtl/>
+              </w:rPr>
+              <w:t>/1</w:t>
+            </w:r>
+            <w:r>
+              <w:rPr>
+                <w:rFonts w:ascii="29LT Bukra Bold Italic" w:hAnsi="29LT Bukra Bold Italic" w:cs="29LT Bukra Bold Italic" w:hint="cs"/>
+                <w:b/>
+                <w:bCs/>
+                <w:sz w:val="20"/>
+                <w:szCs w:val="20"/>
+                <w:rtl/>
+              </w:rPr>
+              <w:t>7</w:t>
             </w:r>
           </w:p>
         </w:tc>
@@ -5534,7 +6041,7 @@
         </w:tc>
         <w:tc>
           <w:tcPr>
-            <w:tcW w:w="1711" w:type="dxa"/>
+            <w:tcW w:w="1945" w:type="dxa"/>
             <w:shd w:val="clear" w:color="auto" w:fill="FFE599" w:themeFill="accent4" w:themeFillTint="66"/>
             <w:vAlign w:val="center"/>
           </w:tcPr>
@@ -5605,7 +6112,62 @@
                 <w:szCs w:val="20"/>
                 <w:rtl/>
               </w:rPr>
-              <w:t>14/12: 18/12</w:t>
+              <w:t>6</w:t>
+            </w:r>
+            <w:r>
+              <w:rPr>
+                <w:rFonts w:ascii="29LT Bukra Bold Italic" w:hAnsi="29LT Bukra Bold Italic" w:cs="29LT Bukra Bold Italic" w:hint="cs"/>
+                <w:b/>
+                <w:bCs/>
+                <w:sz w:val="20"/>
+                <w:szCs w:val="20"/>
+                <w:rtl/>
+              </w:rPr>
+              <w:t>/</w:t>
+            </w:r>
+            <w:r>
+              <w:rPr>
+                <w:rFonts w:ascii="29LT Bukra Bold Italic" w:hAnsi="29LT Bukra Bold Italic" w:cs="29LT Bukra Bold Italic" w:hint="cs"/>
+                <w:b/>
+                <w:bCs/>
+                <w:sz w:val="20"/>
+                <w:szCs w:val="20"/>
+                <w:rtl/>
+              </w:rPr>
+              <w:t>4</w:t>
+            </w:r>
+            <w:r>
+              <w:rPr>
+                <w:rFonts w:ascii="29LT Bukra Bold Italic" w:hAnsi="29LT Bukra Bold Italic" w:cs="29LT Bukra Bold Italic" w:hint="cs"/>
+                <w:b/>
+                <w:bCs/>
+                <w:sz w:val="20"/>
+                <w:szCs w:val="20"/>
+                <w:rtl/>
+              </w:rPr>
+              <w:t xml:space="preserve">: </w:t>
+            </w:r>
+            <w:r>
+              <w:rPr>
+                <w:rFonts w:ascii="29LT Bukra Bold Italic" w:hAnsi="29LT Bukra Bold Italic" w:cs="29LT Bukra Bold Italic" w:hint="cs"/>
+                <w:b/>
+                <w:bCs/>
+                <w:sz w:val="20"/>
+                <w:szCs w:val="20"/>
+                <w:rtl/>
+              </w:rPr>
+              <w:t>6</w:t>
+            </w:r>
+            <w:r>
+              <w:rPr>
+                <w:rFonts w:ascii="29LT Bukra Bold Italic" w:hAnsi="29LT Bukra Bold Italic" w:cs="29LT Bukra Bold Italic" w:hint="cs"/>
+                <w:b/>
+                <w:bCs/>
+                <w:sz w:val="20"/>
+                <w:szCs w:val="20"/>
+                <w:rtl/>
+              </w:rPr>
+              <w:t>/2</w:t>
             </w:r>
           </w:p>
         </w:tc>
@@ -5798,7 +6360,7 @@
         </w:tc>
         <w:tc>
           <w:tcPr>
-            <w:tcW w:w="1711" w:type="dxa"/>
+            <w:tcW w:w="1945" w:type="dxa"/>
             <w:vMerge w:val="restart"/>
             <w:vAlign w:val="center"/>
           </w:tcPr>
@@ -6006,7 +6568,7 @@
         </w:tc>
         <w:tc>
           <w:tcPr>
-            <w:tcW w:w="1711" w:type="dxa"/>
+            <w:tcW w:w="1945" w:type="dxa"/>
             <w:vMerge/>
             <w:vAlign w:val="center"/>
           </w:tcPr>
@@ -6196,7 +6758,7 @@
         </w:tc>
         <w:tc>
           <w:tcPr>
-            <w:tcW w:w="1711" w:type="dxa"/>
+            <w:tcW w:w="1945" w:type="dxa"/>
             <w:vMerge/>
             <w:vAlign w:val="center"/>
           </w:tcPr>
@@ -6386,7 +6948,7 @@
         </w:tc>
         <w:tc>
           <w:tcPr>
-            <w:tcW w:w="1711" w:type="dxa"/>
+            <w:tcW w:w="1945" w:type="dxa"/>
             <w:vMerge/>
             <w:vAlign w:val="center"/>
           </w:tcPr>
@@ -6576,7 +7138,7 @@
         </w:tc>
         <w:tc>
           <w:tcPr>
-            <w:tcW w:w="1711" w:type="dxa"/>
+            <w:tcW w:w="1945" w:type="dxa"/>
             <w:vMerge/>
             <w:vAlign w:val="center"/>
           </w:tcPr>
@@ -6703,7 +7265,73 @@
                 <w:szCs w:val="20"/>
                 <w:rtl/>
               </w:rPr>
-              <w:t>21/12: 25/12</w:t>
+              <w:t>6</w:t>
+            </w:r>
+            <w:r>
+              <w:rPr>
+                <w:rFonts w:ascii="29LT Bukra Bold Italic" w:hAnsi="29LT Bukra Bold Italic" w:cs="29LT Bukra Bold Italic" w:hint="cs"/>
+                <w:b/>
+                <w:bCs/>
+                <w:sz w:val="20"/>
+                <w:szCs w:val="20"/>
+                <w:rtl/>
+              </w:rPr>
+              <w:t>/1</w:t>
+            </w:r>
+            <w:r>
+              <w:rPr>
+                <w:rFonts w:ascii="29LT Bukra Bold Italic" w:hAnsi="29LT Bukra Bold Italic" w:cs="29LT Bukra Bold Italic" w:hint="cs"/>
+                <w:b/>
+                <w:bCs/>
+                <w:sz w:val="20"/>
+                <w:szCs w:val="20"/>
+                <w:rtl/>
+              </w:rPr>
+              <w:t>1</w:t>
+            </w:r>
+            <w:r>
+              <w:rPr>
+                <w:rFonts w:ascii="29LT Bukra Bold Italic" w:hAnsi="29LT Bukra Bold Italic" w:cs="29LT Bukra Bold Italic" w:hint="cs"/>
+                <w:b/>
+                <w:bCs/>
+                <w:sz w:val="20"/>
+                <w:szCs w:val="20"/>
+                <w:rtl/>
+              </w:rPr>
+              <w:t xml:space="preserve">: </w:t>
+            </w:r>
+            <w:r>
+              <w:rPr>
+                <w:rFonts w:ascii="29LT Bukra Bold Italic" w:hAnsi="29LT Bukra Bold Italic" w:cs="29LT Bukra Bold Italic" w:hint="cs"/>
+                <w:b/>
+                <w:bCs/>
+                <w:sz w:val="20"/>
+                <w:szCs w:val="20"/>
+                <w:rtl/>
+              </w:rPr>
+              <w:t>6</w:t>
+            </w:r>
+            <w:r>
+              <w:rPr>
+                <w:rFonts w:ascii="29LT Bukra Bold Italic" w:hAnsi="29LT Bukra Bold Italic" w:cs="29LT Bukra Bold Italic" w:hint="cs"/>
+                <w:b/>
+                <w:bCs/>
+                <w:sz w:val="20"/>
+                <w:szCs w:val="20"/>
+                <w:rtl/>
+              </w:rPr>
+              <w:t>/</w:t>
+            </w:r>
+            <w:r>
+              <w:rPr>
+                <w:rFonts w:ascii="29LT Bukra Bold Italic" w:hAnsi="29LT Bukra Bold Italic" w:cs="29LT Bukra Bold Italic" w:hint="cs"/>
+                <w:b/>
+                <w:bCs/>
+                <w:sz w:val="20"/>
+                <w:szCs w:val="20"/>
+                <w:rtl/>
+              </w:rPr>
+              <w:t>7</w:t>
             </w:r>
           </w:p>
         </w:tc>
@@ -6811,7 +7439,73 @@
                 <w:szCs w:val="20"/>
                 <w:rtl/>
               </w:rPr>
-              <w:t>28/12: 3/1</w:t>
+              <w:t>6</w:t>
+            </w:r>
+            <w:r>
+              <w:rPr>
+                <w:rFonts w:ascii="29LT Bukra Bold Italic" w:hAnsi="29LT Bukra Bold Italic" w:cs="29LT Bukra Bold Italic" w:hint="cs"/>
+                <w:b/>
+                <w:bCs/>
+                <w:sz w:val="20"/>
+                <w:szCs w:val="20"/>
+                <w:rtl/>
+              </w:rPr>
+              <w:t>/1</w:t>
+            </w:r>
+            <w:r>
+              <w:rPr>
+                <w:rFonts w:ascii="29LT Bukra Bold Italic" w:hAnsi="29LT Bukra Bold Italic" w:cs="29LT Bukra Bold Italic" w:hint="cs"/>
+                <w:b/>
+                <w:bCs/>
+                <w:sz w:val="20"/>
+                <w:szCs w:val="20"/>
+                <w:rtl/>
+              </w:rPr>
+              <w:t>8</w:t>
+            </w:r>
+            <w:r>
+              <w:rPr>
+                <w:rFonts w:ascii="29LT Bukra Bold Italic" w:hAnsi="29LT Bukra Bold Italic" w:cs="29LT Bukra Bold Italic" w:hint="cs"/>
+                <w:b/>
+                <w:bCs/>
+                <w:sz w:val="20"/>
+                <w:szCs w:val="20"/>
+                <w:rtl/>
+              </w:rPr>
+              <w:t xml:space="preserve">: </w:t>
+            </w:r>
+            <w:r>
+              <w:rPr>
+                <w:rFonts w:ascii="29LT Bukra Bold Italic" w:hAnsi="29LT Bukra Bold Italic" w:cs="29LT Bukra Bold Italic" w:hint="cs"/>
+                <w:b/>
+                <w:bCs/>
+                <w:sz w:val="20"/>
+                <w:szCs w:val="20"/>
+                <w:rtl/>
+              </w:rPr>
+              <w:t>6</w:t>
+            </w:r>
+            <w:r>
+              <w:rPr>
+                <w:rFonts w:ascii="29LT Bukra Bold Italic" w:hAnsi="29LT Bukra Bold Italic" w:cs="29LT Bukra Bold Italic" w:hint="cs"/>
+                <w:b/>
+                <w:bCs/>
+                <w:sz w:val="20"/>
+                <w:szCs w:val="20"/>
+                <w:rtl/>
+              </w:rPr>
+              <w:t>/1</w:t>
+            </w:r>
+            <w:r>
+              <w:rPr>
+                <w:rFonts w:ascii="29LT Bukra Bold Italic" w:hAnsi="29LT Bukra Bold Italic" w:cs="29LT Bukra Bold Italic" w:hint="cs"/>
+                <w:b/>
+                <w:bCs/>
+                <w:sz w:val="20"/>
+                <w:szCs w:val="20"/>
+                <w:rtl/>
+              </w:rPr>
+              <w:t>4</w:t>
             </w:r>
           </w:p>
         </w:tc>
@@ -6848,7 +7542,7 @@
         </w:tc>
         <w:tc>
           <w:tcPr>
-            <w:tcW w:w="4594" w:type="dxa"/>
+            <w:tcW w:w="4828" w:type="dxa"/>
             <w:gridSpan w:val="3"/>
             <w:shd w:val="clear" w:color="auto" w:fill="FFE599" w:themeFill="accent4" w:themeFillTint="66"/>
             <w:vAlign w:val="center"/>
@@ -6921,7 +7615,6 @@
               </w:rPr>
               <w:t>6/</w:t>
             </w:r>
-            <w:proofErr w:type="gramStart"/>
             <w:r>
               <w:rPr>
                 <w:rFonts w:ascii="29LT Bukra Bold Italic" w:hAnsi="29LT Bukra Bold Italic" w:cs="29LT Bukra Bold Italic" w:hint="cs"/>
@@ -6931,9 +7624,8 @@
                 <w:szCs w:val="20"/>
                 <w:rtl/>
               </w:rPr>
-              <w:t>1:  10</w:t>
-            </w:r>
-            <w:proofErr w:type="gramEnd"/>
+              <w:t>25</w:t>
+            </w:r>
             <w:r>
               <w:rPr>
                 <w:rFonts w:ascii="29LT Bukra Bold Italic" w:hAnsi="29LT Bukra Bold Italic" w:cs="29LT Bukra Bold Italic" w:hint="cs"/>
@@ -6943,7 +7635,51 @@
                 <w:szCs w:val="20"/>
                 <w:rtl/>
               </w:rPr>
-              <w:t>/1</w:t>
+              <w:t xml:space="preserve">:  </w:t>
+            </w:r>
+            <w:r>
+              <w:rPr>
+                <w:rFonts w:ascii="29LT Bukra Bold Italic" w:hAnsi="29LT Bukra Bold Italic" w:cs="29LT Bukra Bold Italic" w:hint="cs"/>
+                <w:b/>
+                <w:bCs/>
+                <w:sz w:val="20"/>
+                <w:szCs w:val="20"/>
+                <w:rtl/>
+              </w:rPr>
+              <w:t>6</w:t>
+            </w:r>
+            <w:r>
+              <w:rPr>
+                <w:rFonts w:ascii="29LT Bukra Bold Italic" w:hAnsi="29LT Bukra Bold Italic" w:cs="29LT Bukra Bold Italic" w:hint="cs"/>
+                <w:b/>
+                <w:bCs/>
+                <w:sz w:val="20"/>
+                <w:szCs w:val="20"/>
+                <w:rtl/>
+              </w:rPr>
+              <w:t>/</w:t>
+            </w:r>
+            <w:r>
+              <w:rPr>
+                <w:rFonts w:ascii="29LT Bukra Bold Italic" w:hAnsi="29LT Bukra Bold Italic" w:cs="29LT Bukra Bold Italic" w:hint="cs"/>
+                <w:b/>
+                <w:bCs/>
+                <w:sz w:val="20"/>
+                <w:szCs w:val="20"/>
+                <w:rtl/>
+              </w:rPr>
+              <w:t>2</w:t>
+            </w:r>
+            <w:r>
+              <w:rPr>
+                <w:rFonts w:ascii="29LT Bukra Bold Italic" w:hAnsi="29LT Bukra Bold Italic" w:cs="29LT Bukra Bold Italic" w:hint="cs"/>
+                <w:b/>
+                <w:bCs/>
+                <w:sz w:val="20"/>
+                <w:szCs w:val="20"/>
+                <w:rtl/>
+              </w:rPr>
+              <w:t>1</w:t>
             </w:r>
           </w:p>
         </w:tc>
@@ -7087,7 +7823,7 @@
         </w:tc>
         <w:tc>
           <w:tcPr>
-            <w:tcW w:w="4594" w:type="dxa"/>
+            <w:tcW w:w="4828" w:type="dxa"/>
             <w:gridSpan w:val="3"/>
             <w:vMerge w:val="restart"/>
             <w:vAlign w:val="center"/>
@@ -7240,7 +7976,7 @@
         </w:tc>
         <w:tc>
           <w:tcPr>
-            <w:tcW w:w="4594" w:type="dxa"/>
+            <w:tcW w:w="4828" w:type="dxa"/>
             <w:gridSpan w:val="3"/>
             <w:vMerge/>
             <w:vAlign w:val="center"/>
@@ -7385,7 +8121,7 @@
         </w:tc>
         <w:tc>
           <w:tcPr>
-            <w:tcW w:w="4594" w:type="dxa"/>
+            <w:tcW w:w="4828" w:type="dxa"/>
             <w:gridSpan w:val="3"/>
             <w:vMerge/>
             <w:vAlign w:val="center"/>
@@ -7530,7 +8266,7 @@
         </w:tc>
         <w:tc>
           <w:tcPr>
-            <w:tcW w:w="4594" w:type="dxa"/>
+            <w:tcW w:w="4828" w:type="dxa"/>
             <w:gridSpan w:val="3"/>
             <w:vMerge/>
             <w:vAlign w:val="center"/>
@@ -7675,7 +8411,7 @@
         </w:tc>
         <w:tc>
           <w:tcPr>
-            <w:tcW w:w="4594" w:type="dxa"/>
+            <w:tcW w:w="4828" w:type="dxa"/>
             <w:gridSpan w:val="3"/>
             <w:vMerge/>
             <w:vAlign w:val="center"/>
